--- a/06 Linear Filtering Mask/report-06.docx
+++ b/06 Linear Filtering Mask/report-06.docx
@@ -18,7 +18,16 @@
           <w:sz w:val="24"/>
           <w:szCs w:val="24"/>
         </w:rPr>
-        <w:t>Experiment No:</w:t>
+        <w:t>Problem</w:t>
+      </w:r>
+      <w:r>
+        <w:rPr>
+          <w:rFonts w:ascii="Times New Roman" w:hAnsi="Times New Roman" w:cs="Times New Roman"/>
+          <w:b/>
+          <w:sz w:val="24"/>
+          <w:szCs w:val="24"/>
+        </w:rPr>
+        <w:t xml:space="preserve"> No:</w:t>
       </w:r>
       <w:r>
         <w:rPr>
@@ -462,7 +471,16 @@
           <w:sz w:val="24"/>
           <w:szCs w:val="24"/>
         </w:rPr>
-        <w:t>Code:</w:t>
+        <w:t>Program</w:t>
+      </w:r>
+      <w:r>
+        <w:rPr>
+          <w:rFonts w:ascii="Times New Roman" w:hAnsi="Times New Roman" w:cs="Times New Roman"/>
+          <w:b/>
+          <w:sz w:val="24"/>
+          <w:szCs w:val="24"/>
+        </w:rPr>
+        <w:t>:</w:t>
       </w:r>
       <w:r>
         <w:rPr>
@@ -3811,6 +3829,7 @@
   <w:style w:type="character" w:default="1" w:styleId="DefaultParagraphFont">
     <w:name w:val="Default Paragraph Font"/>
     <w:uiPriority w:val="1"/>
+    <w:semiHidden/>
     <w:unhideWhenUsed/>
   </w:style>
   <w:style w:type="table" w:default="1" w:styleId="TableNormal">
